--- a/proactive-english-b2-sy/out/PE-B2-BK1-SY_Unit02_StudentsBook.docx
+++ b/proactive-english-b2-sy/out/PE-B2-BK1-SY_Unit02_StudentsBook.docx
@@ -35768,7 +35768,7 @@
                 <w:sz w:val="22"/>
                 <w:szCs w:val="22"/>
               </w:rPr>
-              <w:t xml:space="preserve">take out · put back · leave in · set out · bring in · carry over · hold up · go through · boil down to · own up to · stand for · come down to</w:t>
+              <w:t xml:space="preserve">answer for · put back · leave in · set out · bring in · carry over · hold up · go through · boil down to · own up to · stand for · come down to</w:t>
             </w:r>
             <w:r>
               <w:rPr>
